--- a/docs/general-english/A2/build/a21-u06.docx
+++ b/docs/general-english/A2/build/a21-u06.docx
@@ -10113,7 +10113,7 @@
         <w:spacing w:before="0" w:after="120" w:line="276" w:lineRule="auto"/>
       </w:pPr>
       <w:r>
-        <w:t xml:space="preserve">Amina has four spare keys in a box under the till, and each one has a small paper with a flat number on it. Maya left hers there three years ago after she spent a night on the stairs. She says it was the coldest night of her life. Dani left his after he locked himself out twice in one month. Amina says she was not surprised either time, and that she expects a third. Mr Okonkwo left his without being asked, and said only that somebody needs one. Yuki left no key. Amina never suggested it, because there is a right moment for that offer and it is not the first month. The box is not a security system. Twice a year somebody comes in at eight with the face of a person locked out. Amina reaches under the till and says nothing.</w:t>
+        <w:t xml:space="preserve">Amina has four spare keys in a box under the till, and each one has a small paper with a flat number on it. Maya left hers there three years ago after she spent a night on the stairs. She says it was the coldest night of her life. Dani left his after he locked himself out twice in one month. Amina says she was not surprised either time, and that she expects a third. Mr Okonkwo left his without being asked, and said only that somebody needs one. Yuki left no key. Amina never suggested it, because there is a right moment to ask and it is not the first month. The box is not a security system. Twice a year somebody comes in at eight with the face of a person locked out. Amina reaches under the till and says nothing.</w:t>
       </w:r>
     </w:p>
     <w:p>
@@ -10217,7 +10217,7 @@
           <w:bCs/>
           <w:b/>
         </w:rPr>
-        <w:t xml:space="preserve">A neighbour offers to keep a spare key to your home. Should you (a) say yes, (b) say no and keep a key somewhere outside, or (c) say no and change nothing? Decide and explain. Use the frame.</w:t>
+        <w:t xml:space="preserve">A neighbour wants to keep a spare key to your home. Should you (a) say yes, (b) say no and keep a key somewhere outside, or (c) say no and change nothing? Decide and explain. Use the frame.</w:t>
       </w:r>
     </w:p>
     <w:p>
@@ -10257,7 +10257,7 @@
         <w:spacing w:before="0" w:after="120" w:line="276" w:lineRule="auto"/>
       </w:pPr>
       <w:r>
-        <w:t xml:space="preserve">I think I should say yes, because a locked door at midnight is a worse problem than a neighbour with a key. Also, the offer means something, and saying no says something back. This is better than hiding a key outside. A key outside is a key anybody can find, and I would never quite stop thinking about it. (59 words)</w:t>
+        <w:t xml:space="preserve">I think I should say yes, because a locked door at midnight is a worse problem than a neighbour with a key. Also, the question means something, and saying no says something back. This is better than hiding a key outside. A key outside is a key anybody can find, and I would never quite stop thinking about it. (59 words)</w:t>
       </w:r>
     </w:p>
     <w:p>

--- a/docs/general-english/A2/build/a21-u06.docx
+++ b/docs/general-english/A2/build/a21-u06.docx
@@ -5277,7 +5277,7 @@
         <w:spacing w:before="0" w:after="120" w:line="276" w:lineRule="auto"/>
       </w:pPr>
       <w:r>
-        <w:t xml:space="preserve">Maya: You look terrible. What’s happened? Dani: I left at seven and I’d forgotten my wallet. Maya: Oh no. Dani: I went back, missed the coach, caught the next one and slept through two stops. Maya: And then? Dani: Then it rained. My umbrella was at home with my wallet. Maya said she would have lent me hers. Maya: And the class? Dani: Off. Maya: Dani. Dani: I know, I know. But I met somebody at the wrong stop, so I am calling it a good day.</w:t>
+        <w:t xml:space="preserve">Maya: You look terrible. What’s happened? Dani: I left at seven and I’d forgotten my wallet. Maya: Oh no. Dani: I went back, missed the coach, caught the next one and slept through two stops. Maya: And then? Dani: Then it rained. My umbrella was at home with my wallet. Maya said hers was free all day. Maya: And the class? Dani: Off. Maya: Dani. Dani: I know, I know. But I met somebody at the wrong stop, so I am calling it a good day.</w:t>
       </w:r>
     </w:p>
     <w:p>
@@ -10113,7 +10113,7 @@
         <w:spacing w:before="0" w:after="120" w:line="276" w:lineRule="auto"/>
       </w:pPr>
       <w:r>
-        <w:t xml:space="preserve">Amina has four spare keys in a box under the till, and each one has a small paper with a flat number on it. Maya left hers there three years ago after she spent a night on the stairs. She says it was the coldest night of her life. Dani left his after he locked himself out twice in one month. Amina says she was not surprised either time, and that she expects a third. Mr Okonkwo left his without being asked, and said only that somebody needs one. Yuki left no key. Amina never suggested it, because there is a right moment to ask and it is not the first month. The box is not a security system. Twice a year somebody comes in at eight with the face of a person locked out. Amina reaches under the till and says nothing.</w:t>
+        <w:t xml:space="preserve">Amina has four spare keys in a box under the till, and each one has a small paper with a flat number on it. Maya left hers there three years ago after she spent a night on the stairs. She says it was the coldest night of her life. Dani left his after he locked himself out twice in one month. Amina says she was not surprised either time, and that she expects a third. Mr Okonkwo left his before anybody asked, and said only that somebody needs one. Yuki left no key. Amina never suggested it, because there is a right moment to ask and it is not the first month. The box is not a security system. Twice a year somebody comes in at eight with the face of a person locked out. Amina reaches under the till and says nothing.</w:t>
       </w:r>
     </w:p>
     <w:p>

--- a/docs/general-english/A2/build/a21-u06.docx
+++ b/docs/general-english/A2/build/a21-u06.docx
@@ -25,6 +25,12 @@
     <w:p>
       <w:pPr>
         <w:spacing w:before="0" w:after="360" w:line="276" w:lineRule="auto"/>
+        <w:sectPr>
+          <w:footerReference w:type="default" r:id="rIdFooterA2"/>
+          <w:pgSz w:w="11906" w:h="16838" w:orient="portrait"/>
+          <w:pgMar w:top="1440" w:right="1440" w:bottom="1440" w:left="1440" w:header="708" w:footer="708" w:gutter="0"/>
+          <w:docGrid w:linePitch="360"/>
+        </w:sectPr>
       </w:pPr>
       <w:r>
         <w:rPr>
@@ -43,11 +49,16 @@
         <w:spacing w:before="200" w:after="80" w:line="240" w:lineRule="auto"/>
         <w:jc w:val="center"/>
         <w:keepNext/>
+        <w:sectPr>
+          <w:pgSz w:w="11906" w:h="16838" w:orient="portrait"/>
+          <w:pgMar w:top="0" w:right="0" w:bottom="0" w:left="0" w:header="0" w:footer="0" w:gutter="0"/>
+          <w:docGrid w:linePitch="360"/>
+        </w:sectPr>
       </w:pPr>
       <w:r>
         <w:drawing>
           <wp:inline>
-            <wp:extent cx="3209925" cy="1809750"/>
+            <wp:extent cx="7560564" cy="10692130"/>
             <wp:effectExtent b="0" l="0" r="0" t="0"/>
             <wp:docPr descr="The opening page of Unit 6, Journeys and Mishaps: the grammar point is the past simple with irregular verbs, and three things the learner will be able to do by the end of the unit." title="" id="21" name="Picture"/>
             <a:graphic>
@@ -68,7 +79,7 @@
                   <pic:spPr bwMode="auto">
                     <a:xfrm>
                       <a:off x="0" y="0"/>
-                      <a:ext cx="3209925" cy="1809750"/>
+                      <a:ext cx="7560564" cy="10692130"/>
                     </a:xfrm>
                     <a:prstGeom prst="rect">
                       <a:avLst/>
@@ -922,7 +933,7 @@
       <w:r>
         <w:drawing>
           <wp:inline>
-            <wp:extent cx="5143500" cy="1533525"/>
+            <wp:extent cx="5724525" cy="1704975"/>
             <wp:effectExtent b="0" l="0" r="0" t="0"/>
             <wp:docPr descr="Dani’s Tuesday as a line: he left the flat at seven, forgot his wallet at ten past, missed the coach at half past, woke up two stops late at nine, and found at half past nine that the class was off." title="" id="24" name="Picture"/>
             <a:graphic>
@@ -943,7 +954,7 @@
                   <pic:spPr bwMode="auto">
                     <a:xfrm>
                       <a:off x="0" y="0"/>
-                      <a:ext cx="5143500" cy="1533525"/>
+                      <a:ext cx="5724525" cy="1704975"/>
                     </a:xfrm>
                     <a:prstGeom prst="rect">
                       <a:avLst/>
@@ -2277,7 +2288,7 @@
       <w:r>
         <w:drawing>
           <wp:inline>
-            <wp:extent cx="4562475" cy="1809750"/>
+            <wp:extent cx="5724525" cy="2266950"/>
             <wp:effectExtent b="0" l="0" r="0" t="0"/>
             <wp:docPr descr="Six things you take on a journey, each on its own card: suitcase, wallet, charger, umbrella, coach and taxi." title="" id="27" name="Picture"/>
             <a:graphic>
@@ -2298,7 +2309,7 @@
                   <pic:spPr bwMode="auto">
                     <a:xfrm>
                       <a:off x="0" y="0"/>
-                      <a:ext cx="4562475" cy="1809750"/>
+                      <a:ext cx="5724525" cy="2266950"/>
                     </a:xfrm>
                     <a:prstGeom prst="rect">
                       <a:avLst/>
@@ -2685,7 +2696,7 @@
       <w:r>
         <w:drawing>
           <wp:inline>
-            <wp:extent cx="4905375" cy="1809750"/>
+            <wp:extent cx="5724525" cy="2114550"/>
             <wp:effectExtent b="0" l="0" r="0" t="0"/>
             <wp:docPr descr="A station drawn from the side, with a gate, a seat, luggage, a coach and a board showing a delay. Five numbered lines run to the right for the learner to write each word." title="" id="30" name="Picture"/>
             <a:graphic>
@@ -2706,7 +2717,7 @@
                   <pic:spPr bwMode="auto">
                     <a:xfrm>
                       <a:off x="0" y="0"/>
-                      <a:ext cx="4905375" cy="1809750"/>
+                      <a:ext cx="5724525" cy="2114550"/>
                     </a:xfrm>
                     <a:prstGeom prst="rect">
                       <a:avLst/>
@@ -3904,7 +3915,7 @@
       <w:r>
         <w:drawing>
           <wp:inline>
-            <wp:extent cx="4381500" cy="1809750"/>
+            <wp:extent cx="5724525" cy="2362200"/>
             <wp:effectExtent b="0" l="0" r="0" t="0"/>
             <wp:docPr descr="The unit’s grammar as two columns. On the left regular verbs, which all take -ed, shown as four even marks. On the right irregular verbs, where the middle sound changes and there is no rule, shown as one mark." title="" id="33" name="Picture"/>
             <a:graphic>
@@ -3925,7 +3936,7 @@
                   <pic:spPr bwMode="auto">
                     <a:xfrm>
                       <a:off x="0" y="0"/>
-                      <a:ext cx="4381500" cy="1809750"/>
+                      <a:ext cx="5724525" cy="2362200"/>
                     </a:xfrm>
                     <a:prstGeom prst="rect">
                       <a:avLst/>
@@ -4563,7 +4574,7 @@
       <w:r>
         <w:drawing>
           <wp:inline>
-            <wp:extent cx="5143500" cy="1409700"/>
+            <wp:extent cx="5724525" cy="1571625"/>
             <wp:effectExtent b="0" l="0" r="0" t="0"/>
             <wp:docPr descr="Nine irregular verbs in three groups: go went, leave left and take took; catch caught, find found and sleep slept; forget forgot and pay paid." title="" id="36" name="Picture"/>
             <a:graphic>
@@ -4584,7 +4595,7 @@
                   <pic:spPr bwMode="auto">
                     <a:xfrm>
                       <a:off x="0" y="0"/>
-                      <a:ext cx="5143500" cy="1409700"/>
+                      <a:ext cx="5724525" cy="1571625"/>
                     </a:xfrm>
                     <a:prstGeom prst="rect">
                       <a:avLst/>
@@ -5193,7 +5204,7 @@
       <w:r>
         <w:drawing>
           <wp:inline>
-            <wp:extent cx="5143500" cy="1685925"/>
+            <wp:extent cx="5724525" cy="1876425"/>
             <wp:effectExtent b="0" l="0" r="0" t="0"/>
             <wp:docPr descr="The three listenings in this unit: Maya asks Dani what happened, Yuki reports a lost umbrella to station staff, and Amina tells five journey stories from one week." title="" id="39" name="Picture"/>
             <a:graphic>
@@ -5214,7 +5225,7 @@
                   <pic:spPr bwMode="auto">
                     <a:xfrm>
                       <a:off x="0" y="0"/>
-                      <a:ext cx="5143500" cy="1685925"/>
+                      <a:ext cx="5724525" cy="1876425"/>
                     </a:xfrm>
                     <a:prstGeom prst="rect">
                       <a:avLst/>
@@ -6313,7 +6324,7 @@
       <w:r>
         <w:drawing>
           <wp:inline>
-            <wp:extent cx="5133975" cy="1809750"/>
+            <wp:extent cx="5724525" cy="2019300"/>
             <wp:effectExtent b="0" l="0" r="0" t="0"/>
             <wp:docPr descr="The two role-play cards side by side. Card A, the listener: ask what happened, say something kind, ask what happened next, ask how late. Card B, the teller: say when you left, what you forgot, what went wrong next, and finish with one good thing." title="" id="42" name="Picture"/>
             <a:graphic>
@@ -6334,7 +6345,7 @@
                   <pic:spPr bwMode="auto">
                     <a:xfrm>
                       <a:off x="0" y="0"/>
-                      <a:ext cx="5133975" cy="1809750"/>
+                      <a:ext cx="5724525" cy="2019300"/>
                     </a:xfrm>
                     <a:prstGeom prst="rect">
                       <a:avLst/>
@@ -6590,7 +6601,7 @@
       <w:r>
         <w:drawing>
           <wp:inline>
-            <wp:extent cx="5143500" cy="1171575"/>
+            <wp:extent cx="5724525" cy="1304925"/>
             <wp:effectExtent b="0" l="0" r="0" t="0"/>
             <wp:docPr descr="A journey in five stages, each with an arrow to the next: you leave, the first bus, the connection, the second bus, and you arrive. The connection is the link that breaks." title="" id="45" name="Picture"/>
             <a:graphic>
@@ -6611,7 +6622,7 @@
                   <pic:spPr bwMode="auto">
                     <a:xfrm>
                       <a:off x="0" y="0"/>
-                      <a:ext cx="5143500" cy="1171575"/>
+                      <a:ext cx="5724525" cy="1304925"/>
                     </a:xfrm>
                     <a:prstGeom prst="rect">
                       <a:avLst/>
@@ -7459,7 +7470,7 @@
       <w:r>
         <w:drawing>
           <wp:inline>
-            <wp:extent cx="5143500" cy="1409700"/>
+            <wp:extent cx="5724525" cy="1571625"/>
             <wp:effectExtent b="0" l="0" r="0" t="0"/>
             <wp:docPr descr="Three journeys that take longer than they look: eleven hours up into the Andes, a ferry every half hour in Norway, and a boat instead of a road in Bangladesh in the wet season." title="" id="48" name="Picture"/>
             <a:graphic>
@@ -7480,7 +7491,7 @@
                   <pic:spPr bwMode="auto">
                     <a:xfrm>
                       <a:off x="0" y="0"/>
-                      <a:ext cx="5143500" cy="1409700"/>
+                      <a:ext cx="5724525" cy="1571625"/>
                     </a:xfrm>
                     <a:prstGeom prst="rect">
                       <a:avLst/>
@@ -7696,7 +7707,7 @@
       <w:r>
         <w:drawing>
           <wp:inline>
-            <wp:extent cx="5143500" cy="1685925"/>
+            <wp:extent cx="5724525" cy="1876425"/>
             <wp:effectExtent b="0" l="0" r="0" t="0"/>
             <wp:docPr descr="The shape of the paragraph the learner is about to write, in four steps: when you left, what went wrong, what somebody did about it, and how it ended." title="" id="51" name="Picture"/>
             <a:graphic>
@@ -7717,7 +7728,7 @@
                   <pic:spPr bwMode="auto">
                     <a:xfrm>
                       <a:off x="0" y="0"/>
-                      <a:ext cx="5143500" cy="1685925"/>
+                      <a:ext cx="5724525" cy="1876425"/>
                     </a:xfrm>
                     <a:prstGeom prst="rect">
                       <a:avLst/>
@@ -8249,7 +8260,7 @@
       <w:r>
         <w:drawing>
           <wp:inline>
-            <wp:extent cx="5143500" cy="1771650"/>
+            <wp:extent cx="5724525" cy="1971675"/>
             <wp:effectExtent b="0" l="0" r="0" t="0"/>
             <wp:docPr descr="Four things you say when something is lost, each with an arrow to what it does: saying what you lost and where, describing it so they can find it, finding the right person, and asking them to keep it for you." title="" id="54" name="Picture"/>
             <a:graphic>
@@ -8270,7 +8281,7 @@
                   <pic:spPr bwMode="auto">
                     <a:xfrm>
                       <a:off x="0" y="0"/>
-                      <a:ext cx="5143500" cy="1771650"/>
+                      <a:ext cx="5724525" cy="1971675"/>
                     </a:xfrm>
                     <a:prstGeom prst="rect">
                       <a:avLst/>
@@ -9289,7 +9300,7 @@
       <w:r>
         <w:drawing>
           <wp:inline>
-            <wp:extent cx="5143500" cy="1571625"/>
+            <wp:extent cx="5724525" cy="1752600"/>
             <wp:effectExtent b="0" l="0" r="0" t="0"/>
             <wp:docPr descr="The railway from Lima, at the bottom and at the top. At the coast: sea level, ordinary air, five hours by car. Four and a half thousand metres up: oxygen in the carriages, zigzags cut into the mountain, and eleven hours by train." title="" id="57" name="Picture"/>
             <a:graphic>
@@ -9310,7 +9321,7 @@
                   <pic:spPr bwMode="auto">
                     <a:xfrm>
                       <a:off x="0" y="0"/>
-                      <a:ext cx="5143500" cy="1571625"/>
+                      <a:ext cx="5724525" cy="1752600"/>
                     </a:xfrm>
                     <a:prstGeom prst="rect">
                       <a:avLst/>
@@ -10525,7 +10536,7 @@
       <w:r>
         <w:drawing>
           <wp:inline>
-            <wp:extent cx="5143500" cy="1543050"/>
+            <wp:extent cx="5724525" cy="1724025"/>
             <wp:effectExtent b="0" l="0" r="0" t="0"/>
             <wp:docPr descr="The five Can-Do lines of the unit as a strip with a box to tick beside each, the last one marked Plus." title="" id="60" name="Picture"/>
             <a:graphic>
@@ -10546,7 +10557,7 @@
                   <pic:spPr bwMode="auto">
                     <a:xfrm>
                       <a:off x="0" y="0"/>
-                      <a:ext cx="5143500" cy="1543050"/>
+                      <a:ext cx="5724525" cy="1724025"/>
                     </a:xfrm>
                     <a:prstGeom prst="rect">
                       <a:avLst/>
